--- a/docs/seminar_6/seminar_6.docx
+++ b/docs/seminar_6/seminar_6.docx
@@ -2,7 +2,7 @@
 <file path=word/document.xml><?xml version="1.0" encoding="utf-8"?>
 <w:document xmlns:w="http://schemas.openxmlformats.org/wordprocessingml/2006/main" xmlns:m="http://schemas.openxmlformats.org/officeDocument/2006/math" xmlns:r="http://schemas.openxmlformats.org/officeDocument/2006/relationships" xmlns:o="urn:schemas-microsoft-com:office:office" xmlns:v="urn:schemas-microsoft-com:vml" xmlns:w10="urn:schemas-microsoft-com:office:word" xmlns:a="http://schemas.openxmlformats.org/drawingml/2006/main" xmlns:pic="http://schemas.openxmlformats.org/drawingml/2006/picture" xmlns:wp="http://schemas.openxmlformats.org/drawingml/2006/wordprocessingDrawing">
   <w:body>
-    <w:bookmarkStart w:id="141" w:name="Xf3159fc2b0feb47acb118cfdac769efdace78a6"/>
+    <w:bookmarkStart w:id="45" w:name="Xf3159fc2b0feb47acb118cfdac769efdace78a6"/>
     <w:p>
       <w:pPr>
         <w:pStyle w:val="Heading1"/>
@@ -77,7 +77,7 @@
         </w:pict>
       </w:r>
     </w:p>
-    <w:bookmarkStart w:id="105" w:name="dart-цель-работы"/>
+    <w:bookmarkStart w:id="9" w:name="dart-цель-работы"/>
     <w:p>
       <w:pPr>
         <w:pStyle w:val="Heading2"/>
@@ -648,8 +648,8 @@
         </w:pict>
       </w:r>
     </w:p>
-    <w:bookmarkEnd w:id="105"/>
-    <w:bookmarkStart w:id="106" w:name="clipboard-содержание"/>
+    <w:bookmarkEnd w:id="9"/>
+    <w:bookmarkStart w:id="10" w:name="clipboard-содержание"/>
     <w:p>
       <w:pPr>
         <w:pStyle w:val="Heading2"/>
@@ -784,8 +784,8 @@
         </w:pict>
       </w:r>
     </w:p>
-    <w:bookmarkEnd w:id="106"/>
-    <w:bookmarkStart w:id="112" w:name="X788a16bdb3e6850e680d66f7140a34ef9b57698"/>
+    <w:bookmarkEnd w:id="10"/>
+    <w:bookmarkStart w:id="16" w:name="X788a16bdb3e6850e680d66f7140a34ef9b57698"/>
     <w:p>
       <w:pPr>
         <w:pStyle w:val="Heading2"/>
@@ -815,7 +815,7 @@
         <w:t xml:space="preserve">. Так видно, на что действует каждая мера: одни меры убирают причину (риск становится менее вероятным), другие смягчают последствия.</w:t>
       </w:r>
     </w:p>
-    <w:bookmarkStart w:id="107" w:name="Xf9bd0966038eaa20acfdeb8d37856943890d35f"/>
+    <w:bookmarkStart w:id="11" w:name="Xf9bd0966038eaa20acfdeb8d37856943890d35f"/>
     <w:p>
       <w:pPr>
         <w:pStyle w:val="Heading3"/>
@@ -1161,8 +1161,8 @@
         </w:tc>
       </w:tr>
     </w:tbl>
-    <w:bookmarkEnd w:id="107"/>
-    <w:bookmarkStart w:id="108" w:name="X0eeb78da9975d98992c1ddf4a0fc2f954a073cd"/>
+    <w:bookmarkEnd w:id="11"/>
+    <w:bookmarkStart w:id="12" w:name="X0eeb78da9975d98992c1ddf4a0fc2f954a073cd"/>
     <w:p>
       <w:pPr>
         <w:pStyle w:val="Heading3"/>
@@ -1851,8 +1851,8 @@
         <w:t xml:space="preserve">— основной сценарий работает, но важная функция сломана, и обойти это нельзя. Остальные ошибки на оценку рисков не влияют.</w:t>
       </w:r>
     </w:p>
-    <w:bookmarkEnd w:id="108"/>
-    <w:bookmarkStart w:id="109" w:name="Xcf6f51e55f962a6527dec8d91e42925f8445658"/>
+    <w:bookmarkEnd w:id="12"/>
+    <w:bookmarkStart w:id="13" w:name="Xcf6f51e55f962a6527dec8d91e42925f8445658"/>
     <w:p>
       <w:pPr>
         <w:pStyle w:val="Heading3"/>
@@ -2219,8 +2219,8 @@
         <w:t xml:space="preserve">выше ставим риск с большим влиянием, а при равном влиянии — тот, который может наступить раньше.</w:t>
       </w:r>
     </w:p>
-    <w:bookmarkEnd w:id="109"/>
-    <w:bookmarkStart w:id="110" w:name="X27a1419b57554c09bbdbf4d447fe89bfc8df74a"/>
+    <w:bookmarkEnd w:id="13"/>
+    <w:bookmarkStart w:id="14" w:name="X27a1419b57554c09bbdbf4d447fe89bfc8df74a"/>
     <w:p>
       <w:pPr>
         <w:pStyle w:val="Heading3"/>
@@ -2482,8 +2482,8 @@
         </w:tc>
       </w:tr>
     </w:tbl>
-    <w:bookmarkEnd w:id="110"/>
-    <w:bookmarkStart w:id="111" w:name="X953eb61d8537b053589f49416150b9e992dafbb"/>
+    <w:bookmarkEnd w:id="14"/>
+    <w:bookmarkStart w:id="15" w:name="X953eb61d8537b053589f49416150b9e992dafbb"/>
     <w:p>
       <w:pPr>
         <w:pStyle w:val="Heading3"/>
@@ -2541,9 +2541,9 @@
         </w:pict>
       </w:r>
     </w:p>
-    <w:bookmarkEnd w:id="111"/>
-    <w:bookmarkEnd w:id="112"/>
-    <w:bookmarkStart w:id="116" w:name="X74458251a0119b9817e69760988396e8355c504"/>
+    <w:bookmarkEnd w:id="15"/>
+    <w:bookmarkEnd w:id="16"/>
+    <w:bookmarkStart w:id="20" w:name="X74458251a0119b9817e69760988396e8355c504"/>
     <w:p>
       <w:pPr>
         <w:pStyle w:val="Heading2"/>
@@ -2586,7 +2586,7 @@
         <w:t xml:space="preserve">25, из них рисков данных — 6, критических — 3, высоких — 7.</w:t>
       </w:r>
     </w:p>
-    <w:bookmarkStart w:id="113" w:name="Xd9e5d975ad3ef6f3ff5cd98af00b0f8983a58b9"/>
+    <w:bookmarkStart w:id="17" w:name="Xd9e5d975ad3ef6f3ff5cd98af00b0f8983a58b9"/>
     <w:p>
       <w:pPr>
         <w:pStyle w:val="Heading3"/>
@@ -6100,8 +6100,8 @@
         </w:tc>
       </w:tr>
     </w:tbl>
-    <w:bookmarkEnd w:id="113"/>
-    <w:bookmarkStart w:id="114" w:name="Xef50490db1be13825ace0457e0b6cbcd9ac8140"/>
+    <w:bookmarkEnd w:id="17"/>
+    <w:bookmarkStart w:id="18" w:name="Xef50490db1be13825ace0457e0b6cbcd9ac8140"/>
     <w:p>
       <w:pPr>
         <w:pStyle w:val="Heading3"/>
@@ -6526,8 +6526,8 @@
         </w:tc>
       </w:tr>
     </w:tbl>
-    <w:bookmarkEnd w:id="114"/>
-    <w:bookmarkStart w:id="115" w:name="X21010bb4eb46daefd88b99bc3d0528a484d41a2"/>
+    <w:bookmarkEnd w:id="18"/>
+    <w:bookmarkStart w:id="19" w:name="X21010bb4eb46daefd88b99bc3d0528a484d41a2"/>
     <w:p>
       <w:pPr>
         <w:pStyle w:val="Heading3"/>
@@ -7085,9 +7085,9 @@
         </w:pict>
       </w:r>
     </w:p>
-    <w:bookmarkEnd w:id="115"/>
-    <w:bookmarkEnd w:id="116"/>
-    <w:bookmarkStart w:id="121" w:name="X5ca472e78702f6e94bb5718554cdd90655c4236"/>
+    <w:bookmarkEnd w:id="19"/>
+    <w:bookmarkEnd w:id="20"/>
+    <w:bookmarkStart w:id="25" w:name="X5ca472e78702f6e94bb5718554cdd90655c4236"/>
     <w:p>
       <w:pPr>
         <w:pStyle w:val="Heading2"/>
@@ -7105,18 +7105,18 @@
           <wp:inline>
             <wp:extent cx="5334000" cy="4267200"/>
             <wp:effectExtent b="0" l="0" r="0" t="0"/>
-            <wp:docPr descr="Матрица рисков EcoGrid Flow: вероятность × влияние" title="" id="118" name="Picture"/>
+            <wp:docPr descr="Матрица рисков EcoGrid Flow: вероятность × влияние" title="" id="22" name="Picture"/>
             <a:graphic>
               <a:graphicData uri="http://schemas.openxmlformats.org/drawingml/2006/picture">
                 <pic:pic>
                   <pic:nvPicPr>
-                    <pic:cNvPr descr="media/risk_matrix.png" id="119" name="Picture"/>
+                    <pic:cNvPr descr="media/risk_matrix.png" id="23" name="Picture"/>
                     <pic:cNvPicPr>
                       <a:picLocks noChangeArrowheads="1" noChangeAspect="1"/>
                     </pic:cNvPicPr>
                   </pic:nvPicPr>
                   <pic:blipFill>
-                    <a:blip r:embed="rId117"/>
+                    <a:blip r:embed="rId21"/>
                     <a:stretch>
                       <a:fillRect/>
                     </a:stretch>
@@ -7719,7 +7719,7 @@
         </w:tc>
       </w:tr>
     </w:tbl>
-    <w:bookmarkStart w:id="120" w:name="Xda3f1114ef81be9c7ff62192ba7d2f60be758be"/>
+    <w:bookmarkStart w:id="24" w:name="Xda3f1114ef81be9c7ff62192ba7d2f60be758be"/>
     <w:p>
       <w:pPr>
         <w:pStyle w:val="Heading3"/>
@@ -8921,9 +8921,9 @@
         </w:pict>
       </w:r>
     </w:p>
-    <w:bookmarkEnd w:id="120"/>
-    <w:bookmarkEnd w:id="121"/>
-    <w:bookmarkStart w:id="134" w:name="Xb548501247bfcf4e223fd120affbd6ef6bf5e61"/>
+    <w:bookmarkEnd w:id="24"/>
+    <w:bookmarkEnd w:id="25"/>
+    <w:bookmarkStart w:id="38" w:name="Xb548501247bfcf4e223fd120affbd6ef6bf5e61"/>
     <w:p>
       <w:pPr>
         <w:pStyle w:val="Heading2"/>
@@ -8932,7 +8932,7 @@
         <w:t xml:space="preserve">4. План реагирования на риски</w:t>
       </w:r>
     </w:p>
-    <w:bookmarkStart w:id="132" w:name="Xf120a78756a74cbcb5745477ef3812d7cb5ba8d"/>
+    <w:bookmarkStart w:id="36" w:name="Xf120a78756a74cbcb5745477ef3812d7cb5ba8d"/>
     <w:p>
       <w:pPr>
         <w:pStyle w:val="Heading3"/>
@@ -9015,7 +9015,7 @@
         <w:t xml:space="preserve">— какими станут вероятность и влияние, когда меры выполнены.</w:t>
       </w:r>
     </w:p>
-    <w:bookmarkStart w:id="122" w:name="Xa36595578938a9bdce5b1fd639896d2fb211292"/>
+    <w:bookmarkStart w:id="26" w:name="Xa36595578938a9bdce5b1fd639896d2fb211292"/>
     <w:p>
       <w:pPr>
         <w:pStyle w:val="Heading4"/>
@@ -9223,8 +9223,8 @@
         <w:t xml:space="preserve">2 × 4 = 8 (🟡).</w:t>
       </w:r>
     </w:p>
-    <w:bookmarkEnd w:id="122"/>
-    <w:bookmarkStart w:id="123" w:name="X424f56aea72302e115b4b5e80ceb145d3eb46a2"/>
+    <w:bookmarkEnd w:id="26"/>
+    <w:bookmarkStart w:id="27" w:name="X424f56aea72302e115b4b5e80ceb145d3eb46a2"/>
     <w:p>
       <w:pPr>
         <w:pStyle w:val="Heading4"/>
@@ -9401,8 +9401,8 @@
         <w:t xml:space="preserve">3 × 3 = 9 (🟡).</w:t>
       </w:r>
     </w:p>
-    <w:bookmarkEnd w:id="123"/>
-    <w:bookmarkStart w:id="124" w:name="X67db71e4fc4ea6334ca0d9abd5b0784d37e6f5b"/>
+    <w:bookmarkEnd w:id="27"/>
+    <w:bookmarkStart w:id="28" w:name="X67db71e4fc4ea6334ca0d9abd5b0784d37e6f5b"/>
     <w:p>
       <w:pPr>
         <w:pStyle w:val="Heading4"/>
@@ -9602,8 +9602,8 @@
         <w:t xml:space="preserve">1 × 5 = 5 (🟡).</w:t>
       </w:r>
     </w:p>
-    <w:bookmarkEnd w:id="124"/>
-    <w:bookmarkStart w:id="125" w:name="Xe1e9e7933fc31177ff4e18a3d52b99453f52780"/>
+    <w:bookmarkEnd w:id="28"/>
+    <w:bookmarkStart w:id="29" w:name="Xe1e9e7933fc31177ff4e18a3d52b99453f52780"/>
     <w:p>
       <w:pPr>
         <w:pStyle w:val="Heading4"/>
@@ -9728,8 +9728,8 @@
         <w:t xml:space="preserve">2 × 4 = 8 (🟡).</w:t>
       </w:r>
     </w:p>
-    <w:bookmarkEnd w:id="125"/>
-    <w:bookmarkStart w:id="126" w:name="Xc44aa7dd21931b70c40c7a6f5f6391ce2dc7f56"/>
+    <w:bookmarkEnd w:id="29"/>
+    <w:bookmarkStart w:id="30" w:name="Xc44aa7dd21931b70c40c7a6f5f6391ce2dc7f56"/>
     <w:p>
       <w:pPr>
         <w:pStyle w:val="Heading4"/>
@@ -9949,8 +9949,8 @@
         <w:t xml:space="preserve">1 × 4 = 4 (🟢).</w:t>
       </w:r>
     </w:p>
-    <w:bookmarkEnd w:id="126"/>
-    <w:bookmarkStart w:id="127" w:name="X94136243ac972299f5fc18f67ae7ee2e5b9a238"/>
+    <w:bookmarkEnd w:id="30"/>
+    <w:bookmarkStart w:id="31" w:name="X94136243ac972299f5fc18f67ae7ee2e5b9a238"/>
     <w:p>
       <w:pPr>
         <w:pStyle w:val="Heading4"/>
@@ -10093,8 +10093,8 @@
         <w:t xml:space="preserve">2 × 3 = 6 (🟡).</w:t>
       </w:r>
     </w:p>
-    <w:bookmarkEnd w:id="127"/>
-    <w:bookmarkStart w:id="128" w:name="X346c1179cc8963754a7a8f8616c860ab51805c4"/>
+    <w:bookmarkEnd w:id="31"/>
+    <w:bookmarkStart w:id="32" w:name="X346c1179cc8963754a7a8f8616c860ab51805c4"/>
     <w:p>
       <w:pPr>
         <w:pStyle w:val="Heading4"/>
@@ -10248,8 +10248,8 @@
         <w:t xml:space="preserve">2 × 4 = 8 (🟡).</w:t>
       </w:r>
     </w:p>
-    <w:bookmarkEnd w:id="128"/>
-    <w:bookmarkStart w:id="129" w:name="Xe9e702e8f214e0654db7ec831e7e52c9b7375a5"/>
+    <w:bookmarkEnd w:id="32"/>
+    <w:bookmarkStart w:id="33" w:name="Xe9e702e8f214e0654db7ec831e7e52c9b7375a5"/>
     <w:p>
       <w:pPr>
         <w:pStyle w:val="Heading4"/>
@@ -10404,8 +10404,8 @@
         <w:t xml:space="preserve">2 × 3 = 6 (🟡).</w:t>
       </w:r>
     </w:p>
-    <w:bookmarkEnd w:id="129"/>
-    <w:bookmarkStart w:id="130" w:name="X20003a1b57ab55c819d9a43a6787c4c083dca09"/>
+    <w:bookmarkEnd w:id="33"/>
+    <w:bookmarkStart w:id="34" w:name="X20003a1b57ab55c819d9a43a6787c4c083dca09"/>
     <w:p>
       <w:pPr>
         <w:pStyle w:val="Heading4"/>
@@ -10548,8 +10548,8 @@
         <w:t xml:space="preserve">2 × 4 = 8 (🟡).</w:t>
       </w:r>
     </w:p>
-    <w:bookmarkEnd w:id="130"/>
-    <w:bookmarkStart w:id="131" w:name="X14eb79d0709b30bdae9ca1e9e223ef5fde546e0"/>
+    <w:bookmarkEnd w:id="34"/>
+    <w:bookmarkStart w:id="35" w:name="X14eb79d0709b30bdae9ca1e9e223ef5fde546e0"/>
     <w:p>
       <w:pPr>
         <w:pStyle w:val="Heading4"/>
@@ -10700,9 +10700,9 @@
         <w:t xml:space="preserve">2 × 3 = 6 (🟡).</w:t>
       </w:r>
     </w:p>
-    <w:bookmarkEnd w:id="131"/>
-    <w:bookmarkEnd w:id="132"/>
-    <w:bookmarkStart w:id="133" w:name="X1618113c05c2abe4f5c8a1798d8ef6e5bceaaac"/>
+    <w:bookmarkEnd w:id="35"/>
+    <w:bookmarkEnd w:id="36"/>
+    <w:bookmarkStart w:id="37" w:name="X1618113c05c2abe4f5c8a1798d8ef6e5bceaaac"/>
     <w:p>
       <w:pPr>
         <w:pStyle w:val="Heading3"/>
@@ -12227,9 +12227,9 @@
         </w:pict>
       </w:r>
     </w:p>
-    <w:bookmarkEnd w:id="133"/>
-    <w:bookmarkEnd w:id="134"/>
-    <w:bookmarkStart w:id="136" w:name="X2f83083b154a82d91ca9f05db40d6fe9f02688a"/>
+    <w:bookmarkEnd w:id="37"/>
+    <w:bookmarkEnd w:id="38"/>
+    <w:bookmarkStart w:id="40" w:name="X2f83083b154a82d91ca9f05db40d6fe9f02688a"/>
     <w:p>
       <w:pPr>
         <w:pStyle w:val="Heading2"/>
@@ -12245,7 +12245,7 @@
       <w:r>
         <w:t xml:space="preserve">Три числа, по которым риск видно заранее. Они покрывают все критические риски и большинство высоких. Значения публикуем в разделе «Метрики» еженедельного отчета (</w:t>
       </w:r>
-      <w:hyperlink r:id="rId135">
+      <w:hyperlink r:id="rId39">
         <w:r>
           <w:rPr>
             <w:rStyle w:val="Hyperlink"/>
@@ -12751,8 +12751,8 @@
         </w:pict>
       </w:r>
     </w:p>
-    <w:bookmarkEnd w:id="136"/>
-    <w:bookmarkStart w:id="139" w:name="Xba1acb178110cb4267c2c8ea703a9b2e4c0b8b9"/>
+    <w:bookmarkEnd w:id="40"/>
+    <w:bookmarkStart w:id="43" w:name="Xba1acb178110cb4267c2c8ea703a9b2e4c0b8b9"/>
     <w:p>
       <w:pPr>
         <w:pStyle w:val="Heading2"/>
@@ -14211,7 +14211,7 @@
         </w:tc>
       </w:tr>
     </w:tbl>
-    <w:bookmarkStart w:id="137" w:name="X3230436a91a50227b25ef20a998712f86010fc5"/>
+    <w:bookmarkStart w:id="41" w:name="X3230436a91a50227b25ef20a998712f86010fc5"/>
     <w:p>
       <w:pPr>
         <w:pStyle w:val="Heading3"/>
@@ -14736,8 +14736,8 @@
         <w:t xml:space="preserve">Резерв остается больше 10%. Если бы он упал ниже, по плану семинара 5 пришлось бы сокращать объем. Большую часть новых задач берет Максим: у Максима был самый большой запас. Задачи RT-04, RT-05, RT-10 связаны с инструкцией по эксплуатации, за которую Максим и так отвечает. Все они приходятся на октябрь и начало ноября, до зачетов. Работа в паре с Богданом и Александром заодно снижает RISK-4 и RISK-10.</w:t>
       </w:r>
     </w:p>
-    <w:bookmarkEnd w:id="137"/>
-    <w:bookmarkStart w:id="138" w:name="Xe30beb3bb35049f578c79f9a09e0c6e1f1f39db"/>
+    <w:bookmarkEnd w:id="41"/>
+    <w:bookmarkStart w:id="42" w:name="Xe30beb3bb35049f578c79f9a09e0c6e1f1f39db"/>
     <w:p>
       <w:pPr>
         <w:pStyle w:val="Heading3"/>
@@ -15319,9 +15319,9 @@
         </w:pict>
       </w:r>
     </w:p>
-    <w:bookmarkEnd w:id="138"/>
-    <w:bookmarkEnd w:id="139"/>
-    <w:bookmarkStart w:id="140" w:name="X69ba4eb7873b74b6e7708aa7770aaa46d82ce30"/>
+    <w:bookmarkEnd w:id="42"/>
+    <w:bookmarkEnd w:id="43"/>
+    <w:bookmarkStart w:id="44" w:name="X69ba4eb7873b74b6e7708aa7770aaa46d82ce30"/>
     <w:p>
       <w:pPr>
         <w:pStyle w:val="Heading2"/>
@@ -15781,16 +15781,18 @@
     </w:p>
     <w:p>
       <w:pPr>
-        <w:pStyle w:val="FirstParagraph"/>
-      </w:pPr>
-      <w:r>
-        <w:t xml:space="preserve">Tip</w:t>
-      </w:r>
-    </w:p>
-    <w:p>
-      <w:pPr>
-        <w:pStyle w:val="BodyText"/>
-      </w:pPr>
+        <w:pStyle w:val="BlockText"/>
+      </w:pPr>
+      <w:r>
+        <w:rPr>
+          <w:b/>
+          <w:bCs/>
+        </w:rPr>
+        <w:t xml:space="preserve">Совет.</w:t>
+      </w:r>
+      <w:r>
+        <w:t xml:space="preserve"> </w:t>
+      </w:r>
       <w:r>
         <w:rPr>
           <w:b/>
@@ -15808,19 +15810,7 @@
         </w:numPr>
       </w:pPr>
       <w:r>
-        <w:t xml:space="preserve">☒</w:t>
-      </w:r>
-    </w:p>
-    <w:p>
-      <w:pPr>
-        <w:pStyle w:val="Compact"/>
-        <w:numPr>
-          <w:ilvl w:val="1"/>
-          <w:numId w:val="1028"/>
-        </w:numPr>
-      </w:pPr>
-      <w:r>
-        <w:t xml:space="preserve">В реестре не меньше 10 рисков — их 25, по 8 категориям (раздел 2.1).</w:t>
+        <w:t xml:space="preserve">1. В реестре не меньше 10 рисков — их 25, по 8 категориям (раздел 2.1).</w:t>
       </w:r>
     </w:p>
     <w:p>
@@ -15828,23 +15818,11 @@
         <w:pStyle w:val="Compact"/>
         <w:numPr>
           <w:ilvl w:val="0"/>
-          <w:numId w:val="1027"/>
+          <w:numId w:val="1028"/>
         </w:numPr>
       </w:pPr>
       <w:r>
-        <w:t xml:space="preserve">☒</w:t>
-      </w:r>
-    </w:p>
-    <w:p>
-      <w:pPr>
-        <w:pStyle w:val="Compact"/>
-        <w:numPr>
-          <w:ilvl w:val="1"/>
-          <w:numId w:val="1029"/>
-        </w:numPr>
-      </w:pPr>
-      <w:r>
-        <w:t xml:space="preserve">Не меньше 3 рисков данных — их 6: изменение схемы, недоступность источника, рост объема, ошибки качества, дубли, потеря и задержка (раздел 2.2).</w:t>
+        <w:t xml:space="preserve">2. Не меньше 3 рисков данных — их 6: изменение схемы, недоступность источника, рост объема, ошибки качества, дубли, потеря и задержка (раздел 2.2).</w:t>
       </w:r>
     </w:p>
     <w:p>
@@ -15852,23 +15830,11 @@
         <w:pStyle w:val="Compact"/>
         <w:numPr>
           <w:ilvl w:val="0"/>
-          <w:numId w:val="1027"/>
+          <w:numId w:val="1029"/>
         </w:numPr>
       </w:pPr>
       <w:r>
-        <w:t xml:space="preserve">☒</w:t>
-      </w:r>
-    </w:p>
-    <w:p>
-      <w:pPr>
-        <w:pStyle w:val="Compact"/>
-        <w:numPr>
-          <w:ilvl w:val="1"/>
-          <w:numId w:val="1030"/>
-        </w:numPr>
-      </w:pPr>
-      <w:r>
-        <w:t xml:space="preserve">Построена матрица «вероятность × влияние», приоритет считается как S = P × I (раздел 3).</w:t>
+        <w:t xml:space="preserve">3. Построена матрица «вероятность × влияние», приоритет считается как S = P × I (раздел 3).</w:t>
       </w:r>
     </w:p>
     <w:p>
@@ -15876,23 +15842,11 @@
         <w:pStyle w:val="Compact"/>
         <w:numPr>
           <w:ilvl w:val="0"/>
-          <w:numId w:val="1027"/>
+          <w:numId w:val="1030"/>
         </w:numPr>
       </w:pPr>
       <w:r>
-        <w:t xml:space="preserve">☒</w:t>
-      </w:r>
-    </w:p>
-    <w:p>
-      <w:pPr>
-        <w:pStyle w:val="Compact"/>
-        <w:numPr>
-          <w:ilvl w:val="1"/>
-          <w:numId w:val="1031"/>
-        </w:numPr>
-      </w:pPr>
-      <w:r>
-        <w:t xml:space="preserve">У каждого риска есть стратегия (используются все четыре) и один владелец (разделы 2.1 и 4).</w:t>
+        <w:t xml:space="preserve">4. У каждого риска есть стратегия (используются все четыре) и один владелец (разделы 2.1 и 4).</w:t>
       </w:r>
     </w:p>
     <w:p>
@@ -15900,23 +15854,11 @@
         <w:pStyle w:val="Compact"/>
         <w:numPr>
           <w:ilvl w:val="0"/>
-          <w:numId w:val="1027"/>
+          <w:numId w:val="1031"/>
         </w:numPr>
       </w:pPr>
       <w:r>
-        <w:t xml:space="preserve">☒</w:t>
-      </w:r>
-    </w:p>
-    <w:p>
-      <w:pPr>
-        <w:pStyle w:val="Compact"/>
-        <w:numPr>
-          <w:ilvl w:val="1"/>
-          <w:numId w:val="1032"/>
-        </w:numPr>
-      </w:pPr>
-      <w:r>
-        <w:t xml:space="preserve">Меры конкретные и выполнимые: у каждой задачи есть исполнитель, срок и понятная проверка готовности, часы учтены в плане (раздел 6).</w:t>
+        <w:t xml:space="preserve">5. Меры конкретные и выполнимые: у каждой задачи есть исполнитель, срок и понятная проверка готовности, часы учтены в плане (раздел 6).</w:t>
       </w:r>
     </w:p>
     <w:p>
@@ -15924,23 +15866,11 @@
         <w:pStyle w:val="Compact"/>
         <w:numPr>
           <w:ilvl w:val="0"/>
-          <w:numId w:val="1027"/>
+          <w:numId w:val="1032"/>
         </w:numPr>
       </w:pPr>
       <w:r>
-        <w:t xml:space="preserve">☒</w:t>
-      </w:r>
-    </w:p>
-    <w:p>
-      <w:pPr>
-        <w:pStyle w:val="Compact"/>
-        <w:numPr>
-          <w:ilvl w:val="1"/>
-          <w:numId w:val="1033"/>
-        </w:numPr>
-      </w:pPr>
-      <w:r>
-        <w:t xml:space="preserve">У всех критических и высоких рисков есть задачи (раздел 6.2).</w:t>
+        <w:t xml:space="preserve">6. У всех критических и высоких рисков есть задачи (раздел 6.2).</w:t>
       </w:r>
     </w:p>
     <w:p>
@@ -15948,23 +15878,11 @@
         <w:pStyle w:val="Compact"/>
         <w:numPr>
           <w:ilvl w:val="0"/>
-          <w:numId w:val="1027"/>
+          <w:numId w:val="1033"/>
         </w:numPr>
       </w:pPr>
       <w:r>
-        <w:t xml:space="preserve">☒</w:t>
-      </w:r>
-    </w:p>
-    <w:p>
-      <w:pPr>
-        <w:pStyle w:val="Compact"/>
-        <w:numPr>
-          <w:ilvl w:val="1"/>
-          <w:numId w:val="1034"/>
-        </w:numPr>
-      </w:pPr>
-      <w:r>
-        <w:t xml:space="preserve">Есть три индикатора раннего предупреждения с порогами (раздел 5).</w:t>
+        <w:t xml:space="preserve">7. Есть три индикатора раннего предупреждения с порогами (раздел 5).</w:t>
       </w:r>
     </w:p>
     <w:p>
@@ -15972,27 +15890,15 @@
         <w:pStyle w:val="Compact"/>
         <w:numPr>
           <w:ilvl w:val="0"/>
-          <w:numId w:val="1027"/>
+          <w:numId w:val="1034"/>
         </w:numPr>
       </w:pPr>
       <w:r>
-        <w:t xml:space="preserve">☐</w:t>
-      </w:r>
-    </w:p>
-    <w:p>
-      <w:pPr>
-        <w:pStyle w:val="Compact"/>
-        <w:numPr>
-          <w:ilvl w:val="1"/>
-          <w:numId w:val="1035"/>
-        </w:numPr>
-      </w:pPr>
-      <w:r>
-        <w:t xml:space="preserve">Задачи RT-01…RT-12 заведены в «Сфере», ключи вписаны в раздел 6.</w:t>
-      </w:r>
-    </w:p>
-    <w:bookmarkEnd w:id="140"/>
-    <w:bookmarkEnd w:id="141"/>
+        <w:t xml:space="preserve">8. Задачи RT-01…RT-12 заведены в «Сфере», ключи вписаны в раздел 6.</w:t>
+      </w:r>
+    </w:p>
+    <w:bookmarkEnd w:id="44"/>
+    <w:bookmarkEnd w:id="45"/>
     <w:sectPr>
       <w:footnotePr>
         <w:numRestart w:val="eachSect"/>
@@ -16291,595 +16197,152 @@
       </w:rPr>
     </w:lvl>
   </w:abstractNum>
-  <w:abstractNum w:abstractNumId="99412">
-    <w:nsid w:val="00A99412"/>
+  <w:abstractNum w:abstractNumId="993">
+    <w:nsid w:val="0000A993"/>
     <w:multiLevelType w:val="multilevel"/>
     <w:lvl w:ilvl="0">
-      <w:start w:val="2"/>
-      <w:numFmt w:val="decimal"/>
-      <w:lvlText w:val="%1."/>
+      <w:numFmt w:val="bullet"/>
+      <w:lvlText w:val="☒"/>
       <w:lvlJc w:val="left"/>
       <w:pPr>
         <w:ind w:left="720" w:hanging="360"/>
       </w:pPr>
     </w:lvl>
     <w:lvl w:ilvl="1">
-      <w:start w:val="2"/>
-      <w:numFmt w:val="decimal"/>
-      <w:lvlText w:val="%2."/>
+      <w:numFmt w:val="bullet"/>
+      <w:lvlText w:val="☒"/>
       <w:lvlJc w:val="left"/>
       <w:pPr>
         <w:ind w:left="1440" w:hanging="360"/>
       </w:pPr>
     </w:lvl>
     <w:lvl w:ilvl="2">
-      <w:start w:val="2"/>
-      <w:numFmt w:val="decimal"/>
-      <w:lvlText w:val="%3."/>
+      <w:numFmt w:val="bullet"/>
+      <w:lvlText w:val="☒"/>
       <w:lvlJc w:val="left"/>
       <w:pPr>
         <w:ind w:left="2160" w:hanging="360"/>
       </w:pPr>
     </w:lvl>
     <w:lvl w:ilvl="3">
-      <w:start w:val="2"/>
-      <w:numFmt w:val="decimal"/>
-      <w:lvlText w:val="%4."/>
+      <w:numFmt w:val="bullet"/>
+      <w:lvlText w:val="☒"/>
       <w:lvlJc w:val="left"/>
       <w:pPr>
         <w:ind w:left="2880" w:hanging="360"/>
       </w:pPr>
     </w:lvl>
     <w:lvl w:ilvl="4">
-      <w:start w:val="2"/>
-      <w:numFmt w:val="decimal"/>
-      <w:lvlText w:val="%5."/>
+      <w:numFmt w:val="bullet"/>
+      <w:lvlText w:val="☒"/>
       <w:lvlJc w:val="left"/>
       <w:pPr>
         <w:ind w:left="3600" w:hanging="360"/>
       </w:pPr>
     </w:lvl>
     <w:lvl w:ilvl="5">
-      <w:start w:val="2"/>
-      <w:numFmt w:val="decimal"/>
-      <w:lvlText w:val="%6."/>
+      <w:numFmt w:val="bullet"/>
+      <w:lvlText w:val="☒"/>
       <w:lvlJc w:val="left"/>
       <w:pPr>
         <w:ind w:left="4320" w:hanging="360"/>
       </w:pPr>
     </w:lvl>
     <w:lvl w:ilvl="6">
-      <w:start w:val="2"/>
-      <w:numFmt w:val="decimal"/>
-      <w:lvlText w:val="%7."/>
+      <w:numFmt w:val="bullet"/>
+      <w:lvlText w:val="☒"/>
       <w:lvlJc w:val="left"/>
       <w:pPr>
         <w:ind w:left="5040" w:hanging="360"/>
       </w:pPr>
     </w:lvl>
     <w:lvl w:ilvl="7">
-      <w:start w:val="2"/>
-      <w:numFmt w:val="decimal"/>
-      <w:lvlText w:val="%8."/>
+      <w:numFmt w:val="bullet"/>
+      <w:lvlText w:val="☒"/>
       <w:lvlJc w:val="left"/>
       <w:pPr>
         <w:ind w:left="5760" w:hanging="360"/>
       </w:pPr>
     </w:lvl>
     <w:lvl w:ilvl="8">
-      <w:start w:val="2"/>
-      <w:numFmt w:val="decimal"/>
-      <w:lvlText w:val="%9."/>
+      <w:numFmt w:val="bullet"/>
+      <w:lvlText w:val="☒"/>
       <w:lvlJc w:val="left"/>
       <w:pPr>
         <w:ind w:left="6480" w:hanging="360"/>
       </w:pPr>
     </w:lvl>
   </w:abstractNum>
-  <w:abstractNum w:abstractNumId="99413">
-    <w:nsid w:val="00A99413"/>
+  <w:abstractNum w:abstractNumId="992">
+    <w:nsid w:val="0000A992"/>
     <w:multiLevelType w:val="multilevel"/>
     <w:lvl w:ilvl="0">
-      <w:start w:val="3"/>
-      <w:numFmt w:val="decimal"/>
-      <w:lvlText w:val="%1."/>
+      <w:numFmt w:val="bullet"/>
+      <w:lvlText w:val="☐"/>
       <w:lvlJc w:val="left"/>
       <w:pPr>
         <w:ind w:left="720" w:hanging="360"/>
       </w:pPr>
     </w:lvl>
     <w:lvl w:ilvl="1">
-      <w:start w:val="3"/>
-      <w:numFmt w:val="decimal"/>
-      <w:lvlText w:val="%2."/>
+      <w:numFmt w:val="bullet"/>
+      <w:lvlText w:val="☐"/>
       <w:lvlJc w:val="left"/>
       <w:pPr>
         <w:ind w:left="1440" w:hanging="360"/>
       </w:pPr>
     </w:lvl>
     <w:lvl w:ilvl="2">
-      <w:start w:val="3"/>
-      <w:numFmt w:val="decimal"/>
-      <w:lvlText w:val="%3."/>
+      <w:numFmt w:val="bullet"/>
+      <w:lvlText w:val="☐"/>
       <w:lvlJc w:val="left"/>
       <w:pPr>
         <w:ind w:left="2160" w:hanging="360"/>
       </w:pPr>
     </w:lvl>
     <w:lvl w:ilvl="3">
-      <w:start w:val="3"/>
-      <w:numFmt w:val="decimal"/>
-      <w:lvlText w:val="%4."/>
+      <w:numFmt w:val="bullet"/>
+      <w:lvlText w:val="☐"/>
       <w:lvlJc w:val="left"/>
       <w:pPr>
         <w:ind w:left="2880" w:hanging="360"/>
       </w:pPr>
     </w:lvl>
     <w:lvl w:ilvl="4">
-      <w:start w:val="3"/>
-      <w:numFmt w:val="decimal"/>
-      <w:lvlText w:val="%5."/>
+      <w:numFmt w:val="bullet"/>
+      <w:lvlText w:val="☐"/>
       <w:lvlJc w:val="left"/>
       <w:pPr>
         <w:ind w:left="3600" w:hanging="360"/>
       </w:pPr>
     </w:lvl>
     <w:lvl w:ilvl="5">
-      <w:start w:val="3"/>
-      <w:numFmt w:val="decimal"/>
-      <w:lvlText w:val="%6."/>
+      <w:numFmt w:val="bullet"/>
+      <w:lvlText w:val="☐"/>
       <w:lvlJc w:val="left"/>
       <w:pPr>
         <w:ind w:left="4320" w:hanging="360"/>
       </w:pPr>
     </w:lvl>
     <w:lvl w:ilvl="6">
-      <w:start w:val="3"/>
-      <w:numFmt w:val="decimal"/>
-      <w:lvlText w:val="%7."/>
+      <w:numFmt w:val="bullet"/>
+      <w:lvlText w:val="☐"/>
       <w:lvlJc w:val="left"/>
       <w:pPr>
         <w:ind w:left="5040" w:hanging="360"/>
       </w:pPr>
     </w:lvl>
     <w:lvl w:ilvl="7">
-      <w:start w:val="3"/>
-      <w:numFmt w:val="decimal"/>
-      <w:lvlText w:val="%8."/>
+      <w:numFmt w:val="bullet"/>
+      <w:lvlText w:val="☐"/>
       <w:lvlJc w:val="left"/>
       <w:pPr>
         <w:ind w:left="5760" w:hanging="360"/>
       </w:pPr>
     </w:lvl>
     <w:lvl w:ilvl="8">
-      <w:start w:val="3"/>
-      <w:numFmt w:val="decimal"/>
-      <w:lvlText w:val="%9."/>
-      <w:lvlJc w:val="left"/>
-      <w:pPr>
-        <w:ind w:left="6480" w:hanging="360"/>
-      </w:pPr>
-    </w:lvl>
-  </w:abstractNum>
-  <w:abstractNum w:abstractNumId="99414">
-    <w:nsid w:val="00A99414"/>
-    <w:multiLevelType w:val="multilevel"/>
-    <w:lvl w:ilvl="0">
-      <w:start w:val="4"/>
-      <w:numFmt w:val="decimal"/>
-      <w:lvlText w:val="%1."/>
-      <w:lvlJc w:val="left"/>
-      <w:pPr>
-        <w:ind w:left="720" w:hanging="360"/>
-      </w:pPr>
-    </w:lvl>
-    <w:lvl w:ilvl="1">
-      <w:start w:val="4"/>
-      <w:numFmt w:val="decimal"/>
-      <w:lvlText w:val="%2."/>
-      <w:lvlJc w:val="left"/>
-      <w:pPr>
-        <w:ind w:left="1440" w:hanging="360"/>
-      </w:pPr>
-    </w:lvl>
-    <w:lvl w:ilvl="2">
-      <w:start w:val="4"/>
-      <w:numFmt w:val="decimal"/>
-      <w:lvlText w:val="%3."/>
-      <w:lvlJc w:val="left"/>
-      <w:pPr>
-        <w:ind w:left="2160" w:hanging="360"/>
-      </w:pPr>
-    </w:lvl>
-    <w:lvl w:ilvl="3">
-      <w:start w:val="4"/>
-      <w:numFmt w:val="decimal"/>
-      <w:lvlText w:val="%4."/>
-      <w:lvlJc w:val="left"/>
-      <w:pPr>
-        <w:ind w:left="2880" w:hanging="360"/>
-      </w:pPr>
-    </w:lvl>
-    <w:lvl w:ilvl="4">
-      <w:start w:val="4"/>
-      <w:numFmt w:val="decimal"/>
-      <w:lvlText w:val="%5."/>
-      <w:lvlJc w:val="left"/>
-      <w:pPr>
-        <w:ind w:left="3600" w:hanging="360"/>
-      </w:pPr>
-    </w:lvl>
-    <w:lvl w:ilvl="5">
-      <w:start w:val="4"/>
-      <w:numFmt w:val="decimal"/>
-      <w:lvlText w:val="%6."/>
-      <w:lvlJc w:val="left"/>
-      <w:pPr>
-        <w:ind w:left="4320" w:hanging="360"/>
-      </w:pPr>
-    </w:lvl>
-    <w:lvl w:ilvl="6">
-      <w:start w:val="4"/>
-      <w:numFmt w:val="decimal"/>
-      <w:lvlText w:val="%7."/>
-      <w:lvlJc w:val="left"/>
-      <w:pPr>
-        <w:ind w:left="5040" w:hanging="360"/>
-      </w:pPr>
-    </w:lvl>
-    <w:lvl w:ilvl="7">
-      <w:start w:val="4"/>
-      <w:numFmt w:val="decimal"/>
-      <w:lvlText w:val="%8."/>
-      <w:lvlJc w:val="left"/>
-      <w:pPr>
-        <w:ind w:left="5760" w:hanging="360"/>
-      </w:pPr>
-    </w:lvl>
-    <w:lvl w:ilvl="8">
-      <w:start w:val="4"/>
-      <w:numFmt w:val="decimal"/>
-      <w:lvlText w:val="%9."/>
-      <w:lvlJc w:val="left"/>
-      <w:pPr>
-        <w:ind w:left="6480" w:hanging="360"/>
-      </w:pPr>
-    </w:lvl>
-  </w:abstractNum>
-  <w:abstractNum w:abstractNumId="99415">
-    <w:nsid w:val="00A99415"/>
-    <w:multiLevelType w:val="multilevel"/>
-    <w:lvl w:ilvl="0">
-      <w:start w:val="5"/>
-      <w:numFmt w:val="decimal"/>
-      <w:lvlText w:val="%1."/>
-      <w:lvlJc w:val="left"/>
-      <w:pPr>
-        <w:ind w:left="720" w:hanging="360"/>
-      </w:pPr>
-    </w:lvl>
-    <w:lvl w:ilvl="1">
-      <w:start w:val="5"/>
-      <w:numFmt w:val="decimal"/>
-      <w:lvlText w:val="%2."/>
-      <w:lvlJc w:val="left"/>
-      <w:pPr>
-        <w:ind w:left="1440" w:hanging="360"/>
-      </w:pPr>
-    </w:lvl>
-    <w:lvl w:ilvl="2">
-      <w:start w:val="5"/>
-      <w:numFmt w:val="decimal"/>
-      <w:lvlText w:val="%3."/>
-      <w:lvlJc w:val="left"/>
-      <w:pPr>
-        <w:ind w:left="2160" w:hanging="360"/>
-      </w:pPr>
-    </w:lvl>
-    <w:lvl w:ilvl="3">
-      <w:start w:val="5"/>
-      <w:numFmt w:val="decimal"/>
-      <w:lvlText w:val="%4."/>
-      <w:lvlJc w:val="left"/>
-      <w:pPr>
-        <w:ind w:left="2880" w:hanging="360"/>
-      </w:pPr>
-    </w:lvl>
-    <w:lvl w:ilvl="4">
-      <w:start w:val="5"/>
-      <w:numFmt w:val="decimal"/>
-      <w:lvlText w:val="%5."/>
-      <w:lvlJc w:val="left"/>
-      <w:pPr>
-        <w:ind w:left="3600" w:hanging="360"/>
-      </w:pPr>
-    </w:lvl>
-    <w:lvl w:ilvl="5">
-      <w:start w:val="5"/>
-      <w:numFmt w:val="decimal"/>
-      <w:lvlText w:val="%6."/>
-      <w:lvlJc w:val="left"/>
-      <w:pPr>
-        <w:ind w:left="4320" w:hanging="360"/>
-      </w:pPr>
-    </w:lvl>
-    <w:lvl w:ilvl="6">
-      <w:start w:val="5"/>
-      <w:numFmt w:val="decimal"/>
-      <w:lvlText w:val="%7."/>
-      <w:lvlJc w:val="left"/>
-      <w:pPr>
-        <w:ind w:left="5040" w:hanging="360"/>
-      </w:pPr>
-    </w:lvl>
-    <w:lvl w:ilvl="7">
-      <w:start w:val="5"/>
-      <w:numFmt w:val="decimal"/>
-      <w:lvlText w:val="%8."/>
-      <w:lvlJc w:val="left"/>
-      <w:pPr>
-        <w:ind w:left="5760" w:hanging="360"/>
-      </w:pPr>
-    </w:lvl>
-    <w:lvl w:ilvl="8">
-      <w:start w:val="5"/>
-      <w:numFmt w:val="decimal"/>
-      <w:lvlText w:val="%9."/>
-      <w:lvlJc w:val="left"/>
-      <w:pPr>
-        <w:ind w:left="6480" w:hanging="360"/>
-      </w:pPr>
-    </w:lvl>
-  </w:abstractNum>
-  <w:abstractNum w:abstractNumId="99416">
-    <w:nsid w:val="00A99416"/>
-    <w:multiLevelType w:val="multilevel"/>
-    <w:lvl w:ilvl="0">
-      <w:start w:val="6"/>
-      <w:numFmt w:val="decimal"/>
-      <w:lvlText w:val="%1."/>
-      <w:lvlJc w:val="left"/>
-      <w:pPr>
-        <w:ind w:left="720" w:hanging="360"/>
-      </w:pPr>
-    </w:lvl>
-    <w:lvl w:ilvl="1">
-      <w:start w:val="6"/>
-      <w:numFmt w:val="decimal"/>
-      <w:lvlText w:val="%2."/>
-      <w:lvlJc w:val="left"/>
-      <w:pPr>
-        <w:ind w:left="1440" w:hanging="360"/>
-      </w:pPr>
-    </w:lvl>
-    <w:lvl w:ilvl="2">
-      <w:start w:val="6"/>
-      <w:numFmt w:val="decimal"/>
-      <w:lvlText w:val="%3."/>
-      <w:lvlJc w:val="left"/>
-      <w:pPr>
-        <w:ind w:left="2160" w:hanging="360"/>
-      </w:pPr>
-    </w:lvl>
-    <w:lvl w:ilvl="3">
-      <w:start w:val="6"/>
-      <w:numFmt w:val="decimal"/>
-      <w:lvlText w:val="%4."/>
-      <w:lvlJc w:val="left"/>
-      <w:pPr>
-        <w:ind w:left="2880" w:hanging="360"/>
-      </w:pPr>
-    </w:lvl>
-    <w:lvl w:ilvl="4">
-      <w:start w:val="6"/>
-      <w:numFmt w:val="decimal"/>
-      <w:lvlText w:val="%5."/>
-      <w:lvlJc w:val="left"/>
-      <w:pPr>
-        <w:ind w:left="3600" w:hanging="360"/>
-      </w:pPr>
-    </w:lvl>
-    <w:lvl w:ilvl="5">
-      <w:start w:val="6"/>
-      <w:numFmt w:val="decimal"/>
-      <w:lvlText w:val="%6."/>
-      <w:lvlJc w:val="left"/>
-      <w:pPr>
-        <w:ind w:left="4320" w:hanging="360"/>
-      </w:pPr>
-    </w:lvl>
-    <w:lvl w:ilvl="6">
-      <w:start w:val="6"/>
-      <w:numFmt w:val="decimal"/>
-      <w:lvlText w:val="%7."/>
-      <w:lvlJc w:val="left"/>
-      <w:pPr>
-        <w:ind w:left="5040" w:hanging="360"/>
-      </w:pPr>
-    </w:lvl>
-    <w:lvl w:ilvl="7">
-      <w:start w:val="6"/>
-      <w:numFmt w:val="decimal"/>
-      <w:lvlText w:val="%8."/>
-      <w:lvlJc w:val="left"/>
-      <w:pPr>
-        <w:ind w:left="5760" w:hanging="360"/>
-      </w:pPr>
-    </w:lvl>
-    <w:lvl w:ilvl="8">
-      <w:start w:val="6"/>
-      <w:numFmt w:val="decimal"/>
-      <w:lvlText w:val="%9."/>
-      <w:lvlJc w:val="left"/>
-      <w:pPr>
-        <w:ind w:left="6480" w:hanging="360"/>
-      </w:pPr>
-    </w:lvl>
-  </w:abstractNum>
-  <w:abstractNum w:abstractNumId="99417">
-    <w:nsid w:val="00A99417"/>
-    <w:multiLevelType w:val="multilevel"/>
-    <w:lvl w:ilvl="0">
-      <w:start w:val="7"/>
-      <w:numFmt w:val="decimal"/>
-      <w:lvlText w:val="%1."/>
-      <w:lvlJc w:val="left"/>
-      <w:pPr>
-        <w:ind w:left="720" w:hanging="360"/>
-      </w:pPr>
-    </w:lvl>
-    <w:lvl w:ilvl="1">
-      <w:start w:val="7"/>
-      <w:numFmt w:val="decimal"/>
-      <w:lvlText w:val="%2."/>
-      <w:lvlJc w:val="left"/>
-      <w:pPr>
-        <w:ind w:left="1440" w:hanging="360"/>
-      </w:pPr>
-    </w:lvl>
-    <w:lvl w:ilvl="2">
-      <w:start w:val="7"/>
-      <w:numFmt w:val="decimal"/>
-      <w:lvlText w:val="%3."/>
-      <w:lvlJc w:val="left"/>
-      <w:pPr>
-        <w:ind w:left="2160" w:hanging="360"/>
-      </w:pPr>
-    </w:lvl>
-    <w:lvl w:ilvl="3">
-      <w:start w:val="7"/>
-      <w:numFmt w:val="decimal"/>
-      <w:lvlText w:val="%4."/>
-      <w:lvlJc w:val="left"/>
-      <w:pPr>
-        <w:ind w:left="2880" w:hanging="360"/>
-      </w:pPr>
-    </w:lvl>
-    <w:lvl w:ilvl="4">
-      <w:start w:val="7"/>
-      <w:numFmt w:val="decimal"/>
-      <w:lvlText w:val="%5."/>
-      <w:lvlJc w:val="left"/>
-      <w:pPr>
-        <w:ind w:left="3600" w:hanging="360"/>
-      </w:pPr>
-    </w:lvl>
-    <w:lvl w:ilvl="5">
-      <w:start w:val="7"/>
-      <w:numFmt w:val="decimal"/>
-      <w:lvlText w:val="%6."/>
-      <w:lvlJc w:val="left"/>
-      <w:pPr>
-        <w:ind w:left="4320" w:hanging="360"/>
-      </w:pPr>
-    </w:lvl>
-    <w:lvl w:ilvl="6">
-      <w:start w:val="7"/>
-      <w:numFmt w:val="decimal"/>
-      <w:lvlText w:val="%7."/>
-      <w:lvlJc w:val="left"/>
-      <w:pPr>
-        <w:ind w:left="5040" w:hanging="360"/>
-      </w:pPr>
-    </w:lvl>
-    <w:lvl w:ilvl="7">
-      <w:start w:val="7"/>
-      <w:numFmt w:val="decimal"/>
-      <w:lvlText w:val="%8."/>
-      <w:lvlJc w:val="left"/>
-      <w:pPr>
-        <w:ind w:left="5760" w:hanging="360"/>
-      </w:pPr>
-    </w:lvl>
-    <w:lvl w:ilvl="8">
-      <w:start w:val="7"/>
-      <w:numFmt w:val="decimal"/>
-      <w:lvlText w:val="%9."/>
-      <w:lvlJc w:val="left"/>
-      <w:pPr>
-        <w:ind w:left="6480" w:hanging="360"/>
-      </w:pPr>
-    </w:lvl>
-  </w:abstractNum>
-  <w:abstractNum w:abstractNumId="99418">
-    <w:nsid w:val="00A99418"/>
-    <w:multiLevelType w:val="multilevel"/>
-    <w:lvl w:ilvl="0">
-      <w:start w:val="8"/>
-      <w:numFmt w:val="decimal"/>
-      <w:lvlText w:val="%1."/>
-      <w:lvlJc w:val="left"/>
-      <w:pPr>
-        <w:ind w:left="720" w:hanging="360"/>
-      </w:pPr>
-    </w:lvl>
-    <w:lvl w:ilvl="1">
-      <w:start w:val="8"/>
-      <w:numFmt w:val="decimal"/>
-      <w:lvlText w:val="%2."/>
-      <w:lvlJc w:val="left"/>
-      <w:pPr>
-        <w:ind w:left="1440" w:hanging="360"/>
-      </w:pPr>
-    </w:lvl>
-    <w:lvl w:ilvl="2">
-      <w:start w:val="8"/>
-      <w:numFmt w:val="decimal"/>
-      <w:lvlText w:val="%3."/>
-      <w:lvlJc w:val="left"/>
-      <w:pPr>
-        <w:ind w:left="2160" w:hanging="360"/>
-      </w:pPr>
-    </w:lvl>
-    <w:lvl w:ilvl="3">
-      <w:start w:val="8"/>
-      <w:numFmt w:val="decimal"/>
-      <w:lvlText w:val="%4."/>
-      <w:lvlJc w:val="left"/>
-      <w:pPr>
-        <w:ind w:left="2880" w:hanging="360"/>
-      </w:pPr>
-    </w:lvl>
-    <w:lvl w:ilvl="4">
-      <w:start w:val="8"/>
-      <w:numFmt w:val="decimal"/>
-      <w:lvlText w:val="%5."/>
-      <w:lvlJc w:val="left"/>
-      <w:pPr>
-        <w:ind w:left="3600" w:hanging="360"/>
-      </w:pPr>
-    </w:lvl>
-    <w:lvl w:ilvl="5">
-      <w:start w:val="8"/>
-      <w:numFmt w:val="decimal"/>
-      <w:lvlText w:val="%6."/>
-      <w:lvlJc w:val="left"/>
-      <w:pPr>
-        <w:ind w:left="4320" w:hanging="360"/>
-      </w:pPr>
-    </w:lvl>
-    <w:lvl w:ilvl="6">
-      <w:start w:val="8"/>
-      <w:numFmt w:val="decimal"/>
-      <w:lvlText w:val="%7."/>
-      <w:lvlJc w:val="left"/>
-      <w:pPr>
-        <w:ind w:left="5040" w:hanging="360"/>
-      </w:pPr>
-    </w:lvl>
-    <w:lvl w:ilvl="7">
-      <w:start w:val="8"/>
-      <w:numFmt w:val="decimal"/>
-      <w:lvlText w:val="%8."/>
-      <w:lvlJc w:val="left"/>
-      <w:pPr>
-        <w:ind w:left="5760" w:hanging="360"/>
-      </w:pPr>
-    </w:lvl>
-    <w:lvl w:ilvl="8">
-      <w:start w:val="8"/>
-      <w:numFmt w:val="decimal"/>
-      <w:lvlText w:val="%9."/>
+      <w:numFmt w:val="bullet"/>
+      <w:lvlText w:val="☐"/>
       <w:lvlJc w:val="left"/>
       <w:pPr>
         <w:ind w:left="6480" w:hanging="360"/>
@@ -17265,247 +16728,28 @@
     <w:abstractNumId w:val="991"/>
   </w:num>
   <w:num w:numId="1027">
-    <w:abstractNumId w:val="991"/>
+    <w:abstractNumId w:val="993"/>
   </w:num>
   <w:num w:numId="1028">
-    <w:abstractNumId w:val="99411"/>
-    <w:lvlOverride w:ilvl="0">
-      <w:startOverride w:val="1"/>
-    </w:lvlOverride>
-    <w:lvlOverride w:ilvl="1">
-      <w:startOverride w:val="1"/>
-    </w:lvlOverride>
-    <w:lvlOverride w:ilvl="2">
-      <w:startOverride w:val="1"/>
-    </w:lvlOverride>
-    <w:lvlOverride w:ilvl="3">
-      <w:startOverride w:val="1"/>
-    </w:lvlOverride>
-    <w:lvlOverride w:ilvl="4">
-      <w:startOverride w:val="1"/>
-    </w:lvlOverride>
-    <w:lvlOverride w:ilvl="5">
-      <w:startOverride w:val="1"/>
-    </w:lvlOverride>
-    <w:lvlOverride w:ilvl="6">
-      <w:startOverride w:val="1"/>
-    </w:lvlOverride>
-    <w:lvlOverride w:ilvl="7">
-      <w:startOverride w:val="1"/>
-    </w:lvlOverride>
-    <w:lvlOverride w:ilvl="8">
-      <w:startOverride w:val="1"/>
-    </w:lvlOverride>
+    <w:abstractNumId w:val="993"/>
   </w:num>
   <w:num w:numId="1029">
-    <w:abstractNumId w:val="99412"/>
-    <w:lvlOverride w:ilvl="0">
-      <w:startOverride w:val="2"/>
-    </w:lvlOverride>
-    <w:lvlOverride w:ilvl="1">
-      <w:startOverride w:val="2"/>
-    </w:lvlOverride>
-    <w:lvlOverride w:ilvl="2">
-      <w:startOverride w:val="2"/>
-    </w:lvlOverride>
-    <w:lvlOverride w:ilvl="3">
-      <w:startOverride w:val="2"/>
-    </w:lvlOverride>
-    <w:lvlOverride w:ilvl="4">
-      <w:startOverride w:val="2"/>
-    </w:lvlOverride>
-    <w:lvlOverride w:ilvl="5">
-      <w:startOverride w:val="2"/>
-    </w:lvlOverride>
-    <w:lvlOverride w:ilvl="6">
-      <w:startOverride w:val="2"/>
-    </w:lvlOverride>
-    <w:lvlOverride w:ilvl="7">
-      <w:startOverride w:val="2"/>
-    </w:lvlOverride>
-    <w:lvlOverride w:ilvl="8">
-      <w:startOverride w:val="2"/>
-    </w:lvlOverride>
+    <w:abstractNumId w:val="993"/>
   </w:num>
   <w:num w:numId="1030">
-    <w:abstractNumId w:val="99413"/>
-    <w:lvlOverride w:ilvl="0">
-      <w:startOverride w:val="3"/>
-    </w:lvlOverride>
-    <w:lvlOverride w:ilvl="1">
-      <w:startOverride w:val="3"/>
-    </w:lvlOverride>
-    <w:lvlOverride w:ilvl="2">
-      <w:startOverride w:val="3"/>
-    </w:lvlOverride>
-    <w:lvlOverride w:ilvl="3">
-      <w:startOverride w:val="3"/>
-    </w:lvlOverride>
-    <w:lvlOverride w:ilvl="4">
-      <w:startOverride w:val="3"/>
-    </w:lvlOverride>
-    <w:lvlOverride w:ilvl="5">
-      <w:startOverride w:val="3"/>
-    </w:lvlOverride>
-    <w:lvlOverride w:ilvl="6">
-      <w:startOverride w:val="3"/>
-    </w:lvlOverride>
-    <w:lvlOverride w:ilvl="7">
-      <w:startOverride w:val="3"/>
-    </w:lvlOverride>
-    <w:lvlOverride w:ilvl="8">
-      <w:startOverride w:val="3"/>
-    </w:lvlOverride>
+    <w:abstractNumId w:val="993"/>
   </w:num>
   <w:num w:numId="1031">
-    <w:abstractNumId w:val="99414"/>
-    <w:lvlOverride w:ilvl="0">
-      <w:startOverride w:val="4"/>
-    </w:lvlOverride>
-    <w:lvlOverride w:ilvl="1">
-      <w:startOverride w:val="4"/>
-    </w:lvlOverride>
-    <w:lvlOverride w:ilvl="2">
-      <w:startOverride w:val="4"/>
-    </w:lvlOverride>
-    <w:lvlOverride w:ilvl="3">
-      <w:startOverride w:val="4"/>
-    </w:lvlOverride>
-    <w:lvlOverride w:ilvl="4">
-      <w:startOverride w:val="4"/>
-    </w:lvlOverride>
-    <w:lvlOverride w:ilvl="5">
-      <w:startOverride w:val="4"/>
-    </w:lvlOverride>
-    <w:lvlOverride w:ilvl="6">
-      <w:startOverride w:val="4"/>
-    </w:lvlOverride>
-    <w:lvlOverride w:ilvl="7">
-      <w:startOverride w:val="4"/>
-    </w:lvlOverride>
-    <w:lvlOverride w:ilvl="8">
-      <w:startOverride w:val="4"/>
-    </w:lvlOverride>
+    <w:abstractNumId w:val="993"/>
   </w:num>
   <w:num w:numId="1032">
-    <w:abstractNumId w:val="99415"/>
-    <w:lvlOverride w:ilvl="0">
-      <w:startOverride w:val="5"/>
-    </w:lvlOverride>
-    <w:lvlOverride w:ilvl="1">
-      <w:startOverride w:val="5"/>
-    </w:lvlOverride>
-    <w:lvlOverride w:ilvl="2">
-      <w:startOverride w:val="5"/>
-    </w:lvlOverride>
-    <w:lvlOverride w:ilvl="3">
-      <w:startOverride w:val="5"/>
-    </w:lvlOverride>
-    <w:lvlOverride w:ilvl="4">
-      <w:startOverride w:val="5"/>
-    </w:lvlOverride>
-    <w:lvlOverride w:ilvl="5">
-      <w:startOverride w:val="5"/>
-    </w:lvlOverride>
-    <w:lvlOverride w:ilvl="6">
-      <w:startOverride w:val="5"/>
-    </w:lvlOverride>
-    <w:lvlOverride w:ilvl="7">
-      <w:startOverride w:val="5"/>
-    </w:lvlOverride>
-    <w:lvlOverride w:ilvl="8">
-      <w:startOverride w:val="5"/>
-    </w:lvlOverride>
+    <w:abstractNumId w:val="993"/>
   </w:num>
   <w:num w:numId="1033">
-    <w:abstractNumId w:val="99416"/>
-    <w:lvlOverride w:ilvl="0">
-      <w:startOverride w:val="6"/>
-    </w:lvlOverride>
-    <w:lvlOverride w:ilvl="1">
-      <w:startOverride w:val="6"/>
-    </w:lvlOverride>
-    <w:lvlOverride w:ilvl="2">
-      <w:startOverride w:val="6"/>
-    </w:lvlOverride>
-    <w:lvlOverride w:ilvl="3">
-      <w:startOverride w:val="6"/>
-    </w:lvlOverride>
-    <w:lvlOverride w:ilvl="4">
-      <w:startOverride w:val="6"/>
-    </w:lvlOverride>
-    <w:lvlOverride w:ilvl="5">
-      <w:startOverride w:val="6"/>
-    </w:lvlOverride>
-    <w:lvlOverride w:ilvl="6">
-      <w:startOverride w:val="6"/>
-    </w:lvlOverride>
-    <w:lvlOverride w:ilvl="7">
-      <w:startOverride w:val="6"/>
-    </w:lvlOverride>
-    <w:lvlOverride w:ilvl="8">
-      <w:startOverride w:val="6"/>
-    </w:lvlOverride>
+    <w:abstractNumId w:val="993"/>
   </w:num>
   <w:num w:numId="1034">
-    <w:abstractNumId w:val="99417"/>
-    <w:lvlOverride w:ilvl="0">
-      <w:startOverride w:val="7"/>
-    </w:lvlOverride>
-    <w:lvlOverride w:ilvl="1">
-      <w:startOverride w:val="7"/>
-    </w:lvlOverride>
-    <w:lvlOverride w:ilvl="2">
-      <w:startOverride w:val="7"/>
-    </w:lvlOverride>
-    <w:lvlOverride w:ilvl="3">
-      <w:startOverride w:val="7"/>
-    </w:lvlOverride>
-    <w:lvlOverride w:ilvl="4">
-      <w:startOverride w:val="7"/>
-    </w:lvlOverride>
-    <w:lvlOverride w:ilvl="5">
-      <w:startOverride w:val="7"/>
-    </w:lvlOverride>
-    <w:lvlOverride w:ilvl="6">
-      <w:startOverride w:val="7"/>
-    </w:lvlOverride>
-    <w:lvlOverride w:ilvl="7">
-      <w:startOverride w:val="7"/>
-    </w:lvlOverride>
-    <w:lvlOverride w:ilvl="8">
-      <w:startOverride w:val="7"/>
-    </w:lvlOverride>
-  </w:num>
-  <w:num w:numId="1035">
-    <w:abstractNumId w:val="99418"/>
-    <w:lvlOverride w:ilvl="0">
-      <w:startOverride w:val="8"/>
-    </w:lvlOverride>
-    <w:lvlOverride w:ilvl="1">
-      <w:startOverride w:val="8"/>
-    </w:lvlOverride>
-    <w:lvlOverride w:ilvl="2">
-      <w:startOverride w:val="8"/>
-    </w:lvlOverride>
-    <w:lvlOverride w:ilvl="3">
-      <w:startOverride w:val="8"/>
-    </w:lvlOverride>
-    <w:lvlOverride w:ilvl="4">
-      <w:startOverride w:val="8"/>
-    </w:lvlOverride>
-    <w:lvlOverride w:ilvl="5">
-      <w:startOverride w:val="8"/>
-    </w:lvlOverride>
-    <w:lvlOverride w:ilvl="6">
-      <w:startOverride w:val="8"/>
-    </w:lvlOverride>
-    <w:lvlOverride w:ilvl="7">
-      <w:startOverride w:val="8"/>
-    </w:lvlOverride>
-    <w:lvlOverride w:ilvl="8">
-      <w:startOverride w:val="8"/>
-    </w:lvlOverride>
+    <w:abstractNumId w:val="992"/>
   </w:num>
 </w:numbering>
 </file>
